--- a/信息可视化/Output/教案/教案_第2周_视觉叙事与符号隐喻.docx
+++ b/信息可视化/Output/教案/教案_第2周_视觉叙事与符号隐喻.docx
@@ -299,7 +299,7 @@
                 <w:kern w:val="0"/>
                 <w:sz w:val="24"/>
               </w:rPr>
-              <w:t xml:space="preserve">24数字媒体艺术影视班：第 2 周，周五1-5节</w:t>
+              <w:t xml:space="preserve">24数字媒体艺术影视班：第 8 周，周日7-11节</w:t>
             </w:r>
           </w:p>
           <w:p>
@@ -894,7 +894,7 @@
                 <w:kern w:val="0"/>
                 <w:sz w:val="24"/>
               </w:rPr>
-              <w:t xml:space="preserve">必读书目：</w:t>
+              <w:t xml:space="preserve">课前指定阅读教材与章节：</w:t>
             </w:r>
           </w:p>
           <w:p>
@@ -918,7 +918,31 @@
                 <w:kern w:val="0"/>
                 <w:sz w:val="24"/>
               </w:rPr>
-              <w:t xml:space="preserve">郝亚维, 张博文：信息可视化设计[M]. 电子工业出版社, 2023.</w:t>
+              <w:t xml:space="preserve">《信息可视化设计》第三章 信息图表类型与现代信息设计工具</w:t>
+            </w:r>
+          </w:p>
+          <w:p>
+            <w:pPr>
+              <w:widowControl/>
+              <w:spacing w:before="40" w:after="40" w:line="400" w:lineRule="exact"/>
+              <w:ind w:leftChars="50" w:left="105" w:rightChars="50" w:right="105" w:firstLineChars="200" w:firstLine="480"/>
+              <w:rPr>
+                <w:rFonts w:ascii="FangSong" w:eastAsia="FangSong" w:hAnsi="FangSong" w:cs="FangSong_GB2312"/>
+                <w:bCs/>
+                <w:color w:val="333333"/>
+                <w:kern w:val="0"/>
+                <w:sz w:val="24"/>
+              </w:rPr>
+            </w:pPr>
+            <w:r>
+              <w:rPr>
+                <w:rFonts w:ascii="FangSong" w:eastAsia="FangSong" w:hAnsi="FangSong" w:cs="FangSong_GB2312" w:hint="eastAsia"/>
+                <w:bCs/>
+                <w:color w:val="333333"/>
+                <w:kern w:val="0"/>
+                <w:sz w:val="24"/>
+              </w:rPr>
+              <w:t xml:space="preserve">Munzner Ch5/Ch6 标记与通道；经验法则</w:t>
             </w:r>
           </w:p>
         </w:tc>

--- a/信息可视化/Output/教案/教案_第2周_视觉叙事与符号隐喻.docx
+++ b/信息可视化/Output/教案/教案_第2周_视觉叙事与符号隐喻.docx
@@ -36,8 +36,8 @@
       </w:tblPr>
       <w:tblGrid>
         <w:gridCol w:w="1246"/>
-        <w:gridCol w:w="3894"/>
-        <w:gridCol w:w="3810"/>
+        <w:gridCol w:w="1740"/>
+        <w:gridCol w:w="5964"/>
       </w:tblGrid>
       <w:tr>
         <w:trPr>
@@ -66,15 +66,15 @@
               <w:jc w:val="center"/>
               <w:rPr>
                 <w:rFonts w:ascii="FangSong_GB2312" w:eastAsia="FangSong_GB2312" w:hAnsi="FangSong_GB2312" w:cs="FangSong_GB2312"/>
-                <w:color w:val="333333"/>
-                <w:kern w:val="0"/>
-                <w:sz w:val="24"/>
-              </w:rPr>
-            </w:pPr>
-            <w:r>
-              <w:rPr>
-                <w:rFonts w:ascii="FangSong_GB2312" w:eastAsia="FangSong_GB2312" w:hAnsi="FangSong_GB2312" w:cs="FangSong_GB2312" w:hint="eastAsia"/>
-                <w:color w:val="FF0000"/>
+                <w:color w:val="000000"/>
+                <w:kern w:val="0"/>
+                <w:sz w:val="24"/>
+              </w:rPr>
+            </w:pPr>
+            <w:r>
+              <w:rPr>
+                <w:rFonts w:ascii="FangSong_GB2312" w:eastAsia="FangSong_GB2312" w:hAnsi="FangSong_GB2312" w:cs="FangSong_GB2312" w:hint="eastAsia"/>
+                <w:color w:val="000000"/>
                 <w:kern w:val="0"/>
                 <w:sz w:val="24"/>
               </w:rPr>
@@ -106,15 +106,15 @@
               <w:jc w:val="center"/>
               <w:rPr>
                 <w:rFonts w:ascii="FangSong_GB2312" w:eastAsia="FangSong_GB2312" w:hAnsi="FangSong_GB2312" w:cs="FangSong_GB2312"/>
-                <w:color w:val="333333"/>
-                <w:kern w:val="0"/>
-                <w:sz w:val="24"/>
-              </w:rPr>
-            </w:pPr>
-            <w:r>
-              <w:rPr>
-                <w:rFonts w:ascii="FangSong_GB2312" w:eastAsia="FangSong_GB2312" w:hAnsi="FangSong_GB2312" w:cs="FangSong_GB2312" w:hint="eastAsia"/>
-                <w:color w:val="FF0000"/>
+                <w:color w:val="000000"/>
+                <w:kern w:val="0"/>
+                <w:sz w:val="24"/>
+              </w:rPr>
+            </w:pPr>
+            <w:r>
+              <w:rPr>
+                <w:rFonts w:ascii="FangSong_GB2312" w:eastAsia="FangSong_GB2312" w:hAnsi="FangSong_GB2312" w:cs="FangSong_GB2312" w:hint="eastAsia"/>
+                <w:color w:val="000000"/>
                 <w:kern w:val="0"/>
                 <w:sz w:val="24"/>
               </w:rPr>
@@ -150,15 +150,15 @@
               <w:jc w:val="center"/>
               <w:rPr>
                 <w:rFonts w:ascii="FangSong_GB2312" w:eastAsia="FangSong_GB2312" w:hAnsi="FangSong_GB2312" w:cs="FangSong_GB2312"/>
-                <w:color w:val="333333"/>
-                <w:kern w:val="0"/>
-                <w:sz w:val="24"/>
-              </w:rPr>
-            </w:pPr>
-            <w:r>
-              <w:rPr>
-                <w:rFonts w:ascii="FangSong_GB2312" w:eastAsia="FangSong_GB2312" w:hAnsi="FangSong_GB2312" w:cs="FangSong_GB2312" w:hint="eastAsia"/>
-                <w:color w:val="FF0000"/>
+                <w:color w:val="000000"/>
+                <w:kern w:val="0"/>
+                <w:sz w:val="24"/>
+              </w:rPr>
+            </w:pPr>
+            <w:r>
+              <w:rPr>
+                <w:rFonts w:ascii="FangSong_GB2312" w:eastAsia="FangSong_GB2312" w:hAnsi="FangSong_GB2312" w:cs="FangSong_GB2312" w:hint="eastAsia"/>
+                <w:color w:val="000000"/>
                 <w:kern w:val="0"/>
                 <w:sz w:val="24"/>
               </w:rPr>
@@ -190,15 +190,15 @@
               <w:jc w:val="center"/>
               <w:rPr>
                 <w:rFonts w:ascii="FangSong_GB2312" w:eastAsia="FangSong_GB2312" w:hAnsi="FangSong_GB2312" w:cs="FangSong_GB2312"/>
-                <w:color w:val="333333"/>
-                <w:kern w:val="0"/>
-                <w:sz w:val="24"/>
-              </w:rPr>
-            </w:pPr>
-            <w:r>
-              <w:rPr>
-                <w:rFonts w:ascii="FangSong_GB2312" w:eastAsia="FangSong_GB2312" w:hAnsi="FangSong_GB2312" w:cs="FangSong_GB2312" w:hint="eastAsia"/>
-                <w:color w:val="FF0000"/>
+                <w:color w:val="000000"/>
+                <w:kern w:val="0"/>
+                <w:sz w:val="24"/>
+              </w:rPr>
+            </w:pPr>
+            <w:r>
+              <w:rPr>
+                <w:rFonts w:ascii="FangSong_GB2312" w:eastAsia="FangSong_GB2312" w:hAnsi="FangSong_GB2312" w:cs="FangSong_GB2312" w:hint="eastAsia"/>
+                <w:color w:val="000000"/>
                 <w:kern w:val="0"/>
                 <w:sz w:val="24"/>
               </w:rPr>
@@ -1084,7 +1084,7 @@
         </w:tc>
         <w:tc>
           <w:tcPr>
-            <w:tcW w:w="3894" w:type="dxa"/>
+            <w:tcW w:w="1740" w:type="dxa"/>
             <w:tcBorders>
               <w:top w:val="single" w:sz="4" w:space="0" w:color="auto"/>
               <w:left w:val="single" w:sz="4" w:space="0" w:color="auto"/>
@@ -1119,7 +1119,7 @@
         </w:tc>
         <w:tc>
           <w:tcPr>
-            <w:tcW w:w="3810" w:type="dxa"/>
+            <w:tcW w:w="5964" w:type="dxa"/>
             <w:tcBorders>
               <w:top w:val="single" w:sz="4" w:space="0" w:color="auto"/>
               <w:left w:val="single" w:sz="4" w:space="0" w:color="auto"/>
@@ -1179,7 +1179,7 @@
         </w:tc>
         <w:tc>
           <w:tcPr>
-            <w:tcW w:w="3894" w:type="dxa"/>
+            <w:tcW w:w="1740" w:type="dxa"/>
             <w:tcBorders>
               <w:top w:val="single" w:sz="4" w:space="0" w:color="auto"/>
               <w:left w:val="single" w:sz="4" w:space="0" w:color="auto"/>
@@ -1214,7 +1214,7 @@
         </w:tc>
         <w:tc>
           <w:tcPr>
-            <w:tcW w:w="3810" w:type="dxa"/>
+            <w:tcW w:w="5964" w:type="dxa"/>
             <w:tcBorders>
               <w:top w:val="single" w:sz="4" w:space="0" w:color="auto"/>
               <w:left w:val="single" w:sz="4" w:space="0" w:color="auto"/>
@@ -1244,7 +1244,47 @@
                 <w:kern w:val="0"/>
                 <w:sz w:val="24"/>
               </w:rPr>
-              <w:t xml:space="preserve">【教学组织】回顾 W01 核心概念：可视化作为认知外包，前注意处理原理</w:t>
+              <w:t xml:space="preserve">【教学组织】【上次课知识回顾】</w:t>
+            </w:r>
+          </w:p>
+          <w:p>
+            <w:pPr>
+              <w:widowControl/>
+              <w:spacing w:line="400" w:lineRule="exact"/>
+              <w:jc w:val="left"/>
+              <w:rPr>
+                <w:rFonts w:ascii="FangSong_GB2312" w:eastAsia="FangSong_GB2312" w:hAnsi="FangSong_GB2312" w:cs="FangSong_GB2312"/>
+                <w:kern w:val="0"/>
+                <w:sz w:val="24"/>
+              </w:rPr>
+            </w:pPr>
+            <w:r>
+              <w:rPr>
+                <w:rFonts w:ascii="FangSong_GB2312" w:eastAsia="FangSong_GB2312" w:hAnsi="FangSong_GB2312" w:cs="FangSong_GB2312" w:hint="eastAsia"/>
+                <w:kern w:val="0"/>
+                <w:sz w:val="24"/>
+              </w:rPr>
+              <w:t xml:space="preserve">1. 回顾 W01 核心概念：可视化作为认知外包，前注意处理原理</w:t>
+            </w:r>
+          </w:p>
+          <w:p>
+            <w:pPr>
+              <w:widowControl/>
+              <w:spacing w:line="400" w:lineRule="exact"/>
+              <w:jc w:val="left"/>
+              <w:rPr>
+                <w:rFonts w:ascii="FangSong_GB2312" w:eastAsia="FangSong_GB2312" w:hAnsi="FangSong_GB2312" w:cs="FangSong_GB2312"/>
+                <w:kern w:val="0"/>
+                <w:sz w:val="24"/>
+              </w:rPr>
+            </w:pPr>
+            <w:r>
+              <w:rPr>
+                <w:rFonts w:ascii="FangSong_GB2312" w:eastAsia="FangSong_GB2312" w:hAnsi="FangSong_GB2312" w:cs="FangSong_GB2312" w:hint="eastAsia"/>
+                <w:kern w:val="0"/>
+                <w:sz w:val="24"/>
+              </w:rPr>
+              <w:t xml:space="preserve">2. 检查学生对前置知识的掌握情况，建立新旧知识的逻辑桥梁。</w:t>
             </w:r>
           </w:p>
           <w:p>
@@ -1335,7 +1375,7 @@
         </w:tc>
         <w:tc>
           <w:tcPr>
-            <w:tcW w:w="3894" w:type="dxa"/>
+            <w:tcW w:w="1740" w:type="dxa"/>
             <w:tcBorders>
               <w:top w:val="single" w:sz="4" w:space="0" w:color="auto"/>
               <w:left w:val="single" w:sz="4" w:space="0" w:color="auto"/>
@@ -1371,7 +1411,7 @@
         </w:tc>
         <w:tc>
           <w:tcPr>
-            <w:tcW w:w="3810" w:type="dxa"/>
+            <w:tcW w:w="5964" w:type="dxa"/>
             <w:tcBorders>
               <w:top w:val="single" w:sz="4" w:space="0" w:color="auto"/>
               <w:left w:val="single" w:sz="4" w:space="0" w:color="auto"/>
@@ -1401,7 +1441,67 @@
                 <w:kern w:val="0"/>
                 <w:sz w:val="24"/>
               </w:rPr>
-              <w:t xml:space="preserve">【教学组织】图表类型的时空隐喻——从 Excel 下拉菜单中跳出</w:t>
+              <w:t xml:space="preserve">【教学组织】【课程情境导入】</w:t>
+            </w:r>
+          </w:p>
+          <w:p>
+            <w:pPr>
+              <w:widowControl/>
+              <w:spacing w:line="400" w:lineRule="exact"/>
+              <w:jc w:val="left"/>
+              <w:rPr>
+                <w:rFonts w:ascii="FangSong_GB2312" w:eastAsia="FangSong_GB2312" w:hAnsi="FangSong_GB2312" w:cs="FangSong_GB2312"/>
+                <w:kern w:val="0"/>
+                <w:sz w:val="24"/>
+              </w:rPr>
+            </w:pPr>
+            <w:r>
+              <w:rPr>
+                <w:rFonts w:ascii="FangSong_GB2312" w:eastAsia="FangSong_GB2312" w:hAnsi="FangSong_GB2312" w:cs="FangSong_GB2312" w:hint="eastAsia"/>
+                <w:kern w:val="0"/>
+                <w:sz w:val="24"/>
+              </w:rPr>
+              <w:t xml:space="preserve">1. 图表类型的时空隐喻——从 Excel 下拉菜单中跳出</w:t>
+            </w:r>
+          </w:p>
+          <w:p>
+            <w:pPr>
+              <w:widowControl/>
+              <w:spacing w:line="400" w:lineRule="exact"/>
+              <w:jc w:val="left"/>
+              <w:rPr>
+                <w:rFonts w:ascii="FangSong_GB2312" w:eastAsia="FangSong_GB2312" w:hAnsi="FangSong_GB2312" w:cs="FangSong_GB2312"/>
+                <w:kern w:val="0"/>
+                <w:sz w:val="24"/>
+              </w:rPr>
+            </w:pPr>
+            <w:r>
+              <w:rPr>
+                <w:rFonts w:ascii="FangSong_GB2312" w:eastAsia="FangSong_GB2312" w:hAnsi="FangSong_GB2312" w:cs="FangSong_GB2312" w:hint="eastAsia"/>
+                <w:kern w:val="0"/>
+                <w:sz w:val="24"/>
+              </w:rPr>
+              <w:t xml:space="preserve">2. 明确本节课核心聚焦点：标记 (Marks) 与通道 (Channels) 的有效性排序法则</w:t>
+            </w:r>
+          </w:p>
+          <w:p>
+            <w:pPr>
+              <w:widowControl/>
+              <w:spacing w:line="400" w:lineRule="exact"/>
+              <w:jc w:val="left"/>
+              <w:rPr>
+                <w:rFonts w:ascii="FangSong_GB2312" w:eastAsia="FangSong_GB2312" w:hAnsi="FangSong_GB2312" w:cs="FangSong_GB2312"/>
+                <w:kern w:val="0"/>
+                <w:sz w:val="24"/>
+              </w:rPr>
+            </w:pPr>
+            <w:r>
+              <w:rPr>
+                <w:rFonts w:ascii="FangSong_GB2312" w:eastAsia="FangSong_GB2312" w:hAnsi="FangSong_GB2312" w:cs="FangSong_GB2312" w:hint="eastAsia"/>
+                <w:kern w:val="0"/>
+                <w:sz w:val="24"/>
+              </w:rPr>
+              <w:t xml:space="preserve">3. 激发学生学习动机与探索兴趣。</w:t>
             </w:r>
           </w:p>
           <w:p>
@@ -1492,7 +1592,7 @@
         </w:tc>
         <w:tc>
           <w:tcPr>
-            <w:tcW w:w="3894" w:type="dxa"/>
+            <w:tcW w:w="1740" w:type="dxa"/>
             <w:tcBorders>
               <w:top w:val="single" w:sz="4" w:space="0" w:color="auto"/>
               <w:left w:val="single" w:sz="4" w:space="0" w:color="auto"/>
@@ -1521,13 +1621,21 @@
                 <w:kern w:val="0"/>
                 <w:sz w:val="24"/>
               </w:rPr>
-              <w:t>新课讲授</w:t>
-            </w:r>
-          </w:p>
-        </w:tc>
-        <w:tc>
-          <w:tcPr>
-            <w:tcW w:w="3810" w:type="dxa"/>
+              <w:t>新课</w:t>
+            </w:r>
+            <w:r>
+              <w:rPr>
+                <w:rFonts w:ascii="FangSong_GB2312" w:eastAsia="FangSong_GB2312" w:hAnsi="FangSong_GB2312" w:cs="FangSong_GB2312" w:hint="eastAsia"/>
+                <w:kern w:val="0"/>
+                <w:sz w:val="24"/>
+              </w:rPr>
+              <w:t>演示</w:t>
+            </w:r>
+          </w:p>
+        </w:tc>
+        <w:tc>
+          <w:tcPr>
+            <w:tcW w:w="5964" w:type="dxa"/>
             <w:tcBorders>
               <w:top w:val="single" w:sz="4" w:space="0" w:color="auto"/>
               <w:left w:val="single" w:sz="4" w:space="0" w:color="auto"/>
@@ -1557,7 +1665,87 @@
                 <w:kern w:val="0"/>
                 <w:sz w:val="24"/>
               </w:rPr>
-              <w:t xml:space="preserve">【教学组织】标记与通道有效性法则、视觉弹出死亡边界、数据墨水比原则与反 3D 饼图</w:t>
+              <w:t xml:space="preserve">【教学组织】【核心理论与技能解析】</w:t>
+            </w:r>
+          </w:p>
+          <w:p>
+            <w:pPr>
+              <w:widowControl/>
+              <w:spacing w:line="400" w:lineRule="exact"/>
+              <w:jc w:val="left"/>
+              <w:rPr>
+                <w:rFonts w:ascii="FangSong_GB2312" w:eastAsia="FangSong_GB2312" w:hAnsi="FangSong_GB2312" w:cs="FangSong_GB2312"/>
+                <w:kern w:val="0"/>
+                <w:sz w:val="24"/>
+              </w:rPr>
+            </w:pPr>
+            <w:r>
+              <w:rPr>
+                <w:rFonts w:ascii="FangSong_GB2312" w:eastAsia="FangSong_GB2312" w:hAnsi="FangSong_GB2312" w:cs="FangSong_GB2312" w:hint="eastAsia"/>
+                <w:kern w:val="0"/>
+                <w:sz w:val="24"/>
+              </w:rPr>
+              <w:t xml:space="preserve">1. 授课主线：标记与通道有效性法则、视觉弹出死亡边界、数据墨水比原则与反 3D 饼图</w:t>
+            </w:r>
+          </w:p>
+          <w:p>
+            <w:pPr>
+              <w:widowControl/>
+              <w:spacing w:line="400" w:lineRule="exact"/>
+              <w:jc w:val="left"/>
+              <w:rPr>
+                <w:rFonts w:ascii="FangSong_GB2312" w:eastAsia="FangSong_GB2312" w:hAnsi="FangSong_GB2312" w:cs="FangSong_GB2312"/>
+                <w:kern w:val="0"/>
+                <w:sz w:val="24"/>
+              </w:rPr>
+            </w:pPr>
+            <w:r>
+              <w:rPr>
+                <w:rFonts w:ascii="FangSong_GB2312" w:eastAsia="FangSong_GB2312" w:hAnsi="FangSong_GB2312" w:cs="FangSong_GB2312" w:hint="eastAsia"/>
+                <w:kern w:val="0"/>
+                <w:sz w:val="24"/>
+              </w:rPr>
+              <w:t xml:space="preserve">2. 知识点拆解：2.1 不仅是数据，更是隐喻：构建符号的艺术表达</w:t>
+            </w:r>
+          </w:p>
+          <w:p>
+            <w:pPr>
+              <w:widowControl/>
+              <w:spacing w:line="400" w:lineRule="exact"/>
+              <w:jc w:val="left"/>
+              <w:rPr>
+                <w:rFonts w:ascii="FangSong_GB2312" w:eastAsia="FangSong_GB2312" w:hAnsi="FangSong_GB2312" w:cs="FangSong_GB2312"/>
+                <w:kern w:val="0"/>
+                <w:sz w:val="24"/>
+              </w:rPr>
+            </w:pPr>
+            <w:r>
+              <w:rPr>
+                <w:rFonts w:ascii="FangSong_GB2312" w:eastAsia="FangSong_GB2312" w:hAnsi="FangSong_GB2312" w:cs="FangSong_GB2312" w:hint="eastAsia"/>
+                <w:kern w:val="0"/>
+                <w:sz w:val="24"/>
+              </w:rPr>
+              <w:t xml:space="preserve">3. 重难点突破：针对“如何基于数据语义选择恰当的视觉隐喻而非简单堆砌装饰”，采用案例剖析策略。</w:t>
+            </w:r>
+          </w:p>
+          <w:p>
+            <w:pPr>
+              <w:widowControl/>
+              <w:spacing w:line="400" w:lineRule="exact"/>
+              <w:jc w:val="left"/>
+              <w:rPr>
+                <w:rFonts w:ascii="FangSong_GB2312" w:eastAsia="FangSong_GB2312" w:hAnsi="FangSong_GB2312" w:cs="FangSong_GB2312"/>
+                <w:kern w:val="0"/>
+                <w:sz w:val="24"/>
+              </w:rPr>
+            </w:pPr>
+            <w:r>
+              <w:rPr>
+                <w:rFonts w:ascii="FangSong_GB2312" w:eastAsia="FangSong_GB2312" w:hAnsi="FangSong_GB2312" w:cs="FangSong_GB2312" w:hint="eastAsia"/>
+                <w:kern w:val="0"/>
+                <w:sz w:val="24"/>
+              </w:rPr>
+              <w:t xml:space="preserve">4. 支撑目标：基于《信息可视化设计》第三章理解图表的时空隐喻与类型选择</w:t>
             </w:r>
           </w:p>
           <w:p>
@@ -1657,7 +1845,87 @@
                 <w:kern w:val="0"/>
                 <w:sz w:val="24"/>
               </w:rPr>
-              <w:t xml:space="preserve">【教学组织】Mini-Lab 介绍：电影作为数据——Movie Barcode 色彩指纹演示，展示逐帧色彩提取与 Marks/Channels 映射关系（待定拓展实践，详见 knowledge/notes/film-as-data-cinematic-visualization.md）</w:t>
+              <w:t xml:space="preserve">【教学组织】【核心理论与技能解析】</w:t>
+            </w:r>
+          </w:p>
+          <w:p>
+            <w:pPr>
+              <w:widowControl/>
+              <w:spacing w:line="400" w:lineRule="exact"/>
+              <w:jc w:val="left"/>
+              <w:rPr>
+                <w:rFonts w:ascii="FangSong_GB2312" w:eastAsia="FangSong_GB2312" w:hAnsi="FangSong_GB2312" w:cs="FangSong_GB2312"/>
+                <w:kern w:val="0"/>
+                <w:sz w:val="24"/>
+              </w:rPr>
+            </w:pPr>
+            <w:r>
+              <w:rPr>
+                <w:rFonts w:ascii="FangSong_GB2312" w:eastAsia="FangSong_GB2312" w:hAnsi="FangSong_GB2312" w:cs="FangSong_GB2312" w:hint="eastAsia"/>
+                <w:kern w:val="0"/>
+                <w:sz w:val="24"/>
+              </w:rPr>
+              <w:t xml:space="preserve">1. 授课主线：Mini-Lab 介绍：电影作为数据——Movie Barcode 色彩指纹演示，展示逐帧色彩提取与 Marks/Channels 映射关系（待定拓展实践，详见 knowledge/notes/film-as-data-cinematic-visualization.md）</w:t>
+            </w:r>
+          </w:p>
+          <w:p>
+            <w:pPr>
+              <w:widowControl/>
+              <w:spacing w:line="400" w:lineRule="exact"/>
+              <w:jc w:val="left"/>
+              <w:rPr>
+                <w:rFonts w:ascii="FangSong_GB2312" w:eastAsia="FangSong_GB2312" w:hAnsi="FangSong_GB2312" w:cs="FangSong_GB2312"/>
+                <w:kern w:val="0"/>
+                <w:sz w:val="24"/>
+              </w:rPr>
+            </w:pPr>
+            <w:r>
+              <w:rPr>
+                <w:rFonts w:ascii="FangSong_GB2312" w:eastAsia="FangSong_GB2312" w:hAnsi="FangSong_GB2312" w:cs="FangSong_GB2312" w:hint="eastAsia"/>
+                <w:kern w:val="0"/>
+                <w:sz w:val="24"/>
+              </w:rPr>
+              <w:t xml:space="preserve">2. 知识点拆解：2.1 不仅是数据，更是隐喻：构建符号的艺术表达</w:t>
+            </w:r>
+          </w:p>
+          <w:p>
+            <w:pPr>
+              <w:widowControl/>
+              <w:spacing w:line="400" w:lineRule="exact"/>
+              <w:jc w:val="left"/>
+              <w:rPr>
+                <w:rFonts w:ascii="FangSong_GB2312" w:eastAsia="FangSong_GB2312" w:hAnsi="FangSong_GB2312" w:cs="FangSong_GB2312"/>
+                <w:kern w:val="0"/>
+                <w:sz w:val="24"/>
+              </w:rPr>
+            </w:pPr>
+            <w:r>
+              <w:rPr>
+                <w:rFonts w:ascii="FangSong_GB2312" w:eastAsia="FangSong_GB2312" w:hAnsi="FangSong_GB2312" w:cs="FangSong_GB2312" w:hint="eastAsia"/>
+                <w:kern w:val="0"/>
+                <w:sz w:val="24"/>
+              </w:rPr>
+              <w:t xml:space="preserve">3. 重难点突破：针对“如何基于数据语义选择恰当的视觉隐喻而非简单堆砌装饰”，采用案例剖析策略。</w:t>
+            </w:r>
+          </w:p>
+          <w:p>
+            <w:pPr>
+              <w:widowControl/>
+              <w:spacing w:line="400" w:lineRule="exact"/>
+              <w:jc w:val="left"/>
+              <w:rPr>
+                <w:rFonts w:ascii="FangSong_GB2312" w:eastAsia="FangSong_GB2312" w:hAnsi="FangSong_GB2312" w:cs="FangSong_GB2312"/>
+                <w:kern w:val="0"/>
+                <w:sz w:val="24"/>
+              </w:rPr>
+            </w:pPr>
+            <w:r>
+              <w:rPr>
+                <w:rFonts w:ascii="FangSong_GB2312" w:eastAsia="FangSong_GB2312" w:hAnsi="FangSong_GB2312" w:cs="FangSong_GB2312" w:hint="eastAsia"/>
+                <w:kern w:val="0"/>
+                <w:sz w:val="24"/>
+              </w:rPr>
+              <w:t xml:space="preserve">4. 支撑目标：基于《信息可视化设计》第三章理解图表的时空隐喻与类型选择</w:t>
             </w:r>
           </w:p>
           <w:p>
@@ -1757,7 +2025,7 @@
         </w:tc>
         <w:tc>
           <w:tcPr>
-            <w:tcW w:w="3894" w:type="dxa"/>
+            <w:tcW w:w="1740" w:type="dxa"/>
             <w:tcBorders>
               <w:top w:val="single" w:sz="4" w:space="0" w:color="auto"/>
               <w:left w:val="single" w:sz="4" w:space="0" w:color="auto"/>
@@ -1778,7 +2046,7 @@
                 <w:rFonts w:ascii="FangSong_GB2312" w:eastAsia="FangSong_GB2312" w:hAnsi="FangSong_GB2312" w:cs="FangSong_GB2312"/>
                 <w:b/>
                 <w:bCs/>
-                <w:color w:val="FF0000"/>
+                <w:color w:val="000000"/>
                 <w:kern w:val="0"/>
                 <w:sz w:val="24"/>
               </w:rPr>
@@ -1788,7 +2056,7 @@
                 <w:rFonts w:ascii="FangSong_GB2312" w:eastAsia="FangSong_GB2312" w:hAnsi="FangSong_GB2312" w:cs="FangSong_GB2312" w:hint="eastAsia"/>
                 <w:b/>
                 <w:bCs/>
-                <w:color w:val="FF0000"/>
+                <w:color w:val="000000"/>
                 <w:kern w:val="0"/>
                 <w:sz w:val="24"/>
               </w:rPr>
@@ -1798,7 +2066,7 @@
         </w:tc>
         <w:tc>
           <w:tcPr>
-            <w:tcW w:w="3810" w:type="dxa"/>
+            <w:tcW w:w="5964" w:type="dxa"/>
             <w:tcBorders>
               <w:top w:val="single" w:sz="4" w:space="0" w:color="auto"/>
               <w:left w:val="single" w:sz="4" w:space="0" w:color="auto"/>
@@ -1818,33 +2086,103 @@
               <w:jc w:val="left"/>
               <w:rPr>
                 <w:rFonts w:ascii="FangSong_GB2312" w:eastAsia="FangSong_GB2312" w:hAnsi="FangSong_GB2312" w:cs="FangSong_GB2312"/>
-                <w:kern w:val="0"/>
-                <w:sz w:val="24"/>
-              </w:rPr>
-            </w:pPr>
-            <w:r>
-              <w:rPr>
-                <w:rFonts w:ascii="FangSong_GB2312" w:eastAsia="FangSong_GB2312" w:hAnsi="FangSong_GB2312" w:cs="FangSong_GB2312" w:hint="eastAsia"/>
-                <w:kern w:val="0"/>
-                <w:sz w:val="24"/>
-              </w:rPr>
-              <w:t xml:space="preserve">【教学组织】教师预制标本通道审计（Black Museum） + Figma SVG 外科手术精修三阶段对比实验</w:t>
-            </w:r>
-          </w:p>
-          <w:p>
-            <w:pPr>
-              <w:widowControl/>
-              <w:spacing w:line="400" w:lineRule="exact"/>
-              <w:jc w:val="left"/>
-              <w:rPr>
-                <w:rFonts w:ascii="FangSong_GB2312" w:eastAsia="FangSong_GB2312" w:hAnsi="FangSong_GB2312" w:cs="FangSong_GB2312"/>
-                <w:kern w:val="0"/>
-                <w:sz w:val="24"/>
-              </w:rPr>
-            </w:pPr>
-            <w:r>
-              <w:rPr>
-                <w:rFonts w:ascii="FangSong_GB2312" w:eastAsia="FangSong_GB2312" w:hAnsi="FangSong_GB2312" w:cs="FangSong_GB2312" w:hint="eastAsia"/>
+                <w:color w:val="000000"/>
+                <w:kern w:val="0"/>
+                <w:sz w:val="24"/>
+              </w:rPr>
+            </w:pPr>
+            <w:r>
+              <w:rPr>
+                <w:rFonts w:ascii="FangSong_GB2312" w:eastAsia="FangSong_GB2312" w:hAnsi="FangSong_GB2312" w:cs="FangSong_GB2312" w:hint="eastAsia"/>
+                <w:color w:val="000000"/>
+                <w:kern w:val="0"/>
+                <w:sz w:val="24"/>
+              </w:rPr>
+              <w:t xml:space="preserve">【教学组织】【课堂实践与操作训练】</w:t>
+            </w:r>
+          </w:p>
+          <w:p>
+            <w:pPr>
+              <w:widowControl/>
+              <w:spacing w:line="400" w:lineRule="exact"/>
+              <w:jc w:val="left"/>
+              <w:rPr>
+                <w:rFonts w:ascii="FangSong_GB2312" w:eastAsia="FangSong_GB2312" w:hAnsi="FangSong_GB2312" w:cs="FangSong_GB2312"/>
+                <w:color w:val="000000"/>
+                <w:kern w:val="0"/>
+                <w:sz w:val="24"/>
+              </w:rPr>
+            </w:pPr>
+            <w:r>
+              <w:rPr>
+                <w:rFonts w:ascii="FangSong_GB2312" w:eastAsia="FangSong_GB2312" w:hAnsi="FangSong_GB2312" w:cs="FangSong_GB2312" w:hint="eastAsia"/>
+                <w:color w:val="000000"/>
+                <w:kern w:val="0"/>
+                <w:sz w:val="24"/>
+              </w:rPr>
+              <w:t xml:space="preserve">1. 实践任务指导：教师预制标本通道审计（Black Museum） + Figma SVG 外科手术精修三阶段对比实验</w:t>
+            </w:r>
+          </w:p>
+          <w:p>
+            <w:pPr>
+              <w:widowControl/>
+              <w:spacing w:line="400" w:lineRule="exact"/>
+              <w:jc w:val="left"/>
+              <w:rPr>
+                <w:rFonts w:ascii="FangSong_GB2312" w:eastAsia="FangSong_GB2312" w:hAnsi="FangSong_GB2312" w:cs="FangSong_GB2312"/>
+                <w:color w:val="000000"/>
+                <w:kern w:val="0"/>
+                <w:sz w:val="24"/>
+              </w:rPr>
+            </w:pPr>
+            <w:r>
+              <w:rPr>
+                <w:rFonts w:ascii="FangSong_GB2312" w:eastAsia="FangSong_GB2312" w:hAnsi="FangSong_GB2312" w:cs="FangSong_GB2312" w:hint="eastAsia"/>
+                <w:color w:val="000000"/>
+                <w:kern w:val="0"/>
+                <w:sz w:val="24"/>
+              </w:rPr>
+              <w:t xml:space="preserve">2. 核心任务目标：从真实世界（新闻/财报/报告）狩猎一张通道映射严重错误的劣质数据图，结合实验1清洗后的 Tidy 数据集，在 Figma 中按 Munzner 通道有效性与数据墨水比原则进行三阶段重建精修，提交三阶段对比图 + 300 字通道决策报告。</w:t>
+            </w:r>
+          </w:p>
+          <w:p>
+            <w:pPr>
+              <w:widowControl/>
+              <w:spacing w:line="400" w:lineRule="exact"/>
+              <w:jc w:val="left"/>
+              <w:rPr>
+                <w:rFonts w:ascii="FangSong_GB2312" w:eastAsia="FangSong_GB2312" w:hAnsi="FangSong_GB2312" w:cs="FangSong_GB2312"/>
+                <w:color w:val="000000"/>
+                <w:kern w:val="0"/>
+                <w:sz w:val="24"/>
+              </w:rPr>
+            </w:pPr>
+            <w:r>
+              <w:rPr>
+                <w:rFonts w:ascii="FangSong_GB2312" w:eastAsia="FangSong_GB2312" w:hAnsi="FangSong_GB2312" w:cs="FangSong_GB2312" w:hint="eastAsia"/>
+                <w:color w:val="000000"/>
+                <w:kern w:val="0"/>
+                <w:sz w:val="24"/>
+              </w:rPr>
+              <w:t xml:space="preserve">3. 教师巡回指导，及时发现并纠正学生实践中的认知偏差。</w:t>
+            </w:r>
+          </w:p>
+          <w:p>
+            <w:pPr>
+              <w:widowControl/>
+              <w:spacing w:line="400" w:lineRule="exact"/>
+              <w:jc w:val="left"/>
+              <w:rPr>
+                <w:rFonts w:ascii="FangSong_GB2312" w:eastAsia="FangSong_GB2312" w:hAnsi="FangSong_GB2312" w:cs="FangSong_GB2312"/>
+                <w:color w:val="000000"/>
+                <w:kern w:val="0"/>
+                <w:sz w:val="24"/>
+              </w:rPr>
+            </w:pPr>
+            <w:r>
+              <w:rPr>
+                <w:rFonts w:ascii="FangSong_GB2312" w:eastAsia="FangSong_GB2312" w:hAnsi="FangSong_GB2312" w:cs="FangSong_GB2312" w:hint="eastAsia"/>
+                <w:color w:val="000000"/>
                 <w:kern w:val="0"/>
                 <w:sz w:val="24"/>
               </w:rPr>
@@ -1858,13 +2196,15 @@
               <w:jc w:val="left"/>
               <w:rPr>
                 <w:rFonts w:ascii="FangSong_GB2312" w:eastAsia="FangSong_GB2312" w:hAnsi="FangSong_GB2312" w:cs="FangSong_GB2312"/>
-                <w:kern w:val="0"/>
-                <w:sz w:val="24"/>
-              </w:rPr>
-            </w:pPr>
-            <w:r>
-              <w:rPr>
-                <w:rFonts w:ascii="FangSong_GB2312" w:eastAsia="FangSong_GB2312" w:hAnsi="FangSong_GB2312" w:cs="FangSong_GB2312" w:hint="eastAsia"/>
+                <w:color w:val="000000"/>
+                <w:kern w:val="0"/>
+                <w:sz w:val="24"/>
+              </w:rPr>
+            </w:pPr>
+            <w:r>
+              <w:rPr>
+                <w:rFonts w:ascii="FangSong_GB2312" w:eastAsia="FangSong_GB2312" w:hAnsi="FangSong_GB2312" w:cs="FangSong_GB2312" w:hint="eastAsia"/>
+                <w:color w:val="000000"/>
                 <w:kern w:val="0"/>
                 <w:sz w:val="24"/>
               </w:rPr>
@@ -1878,13 +2218,15 @@
               <w:jc w:val="left"/>
               <w:rPr>
                 <w:rFonts w:ascii="FangSong_GB2312" w:eastAsia="FangSong_GB2312" w:hAnsi="FangSong_GB2312" w:cs="FangSong_GB2312"/>
-                <w:kern w:val="0"/>
-                <w:sz w:val="24"/>
-              </w:rPr>
-            </w:pPr>
-            <w:r>
-              <w:rPr>
-                <w:rFonts w:ascii="FangSong_GB2312" w:eastAsia="FangSong_GB2312" w:hAnsi="FangSong_GB2312" w:cs="FangSong_GB2312" w:hint="eastAsia"/>
+                <w:color w:val="000000"/>
+                <w:kern w:val="0"/>
+                <w:sz w:val="24"/>
+              </w:rPr>
+            </w:pPr>
+            <w:r>
+              <w:rPr>
+                <w:rFonts w:ascii="FangSong_GB2312" w:eastAsia="FangSong_GB2312" w:hAnsi="FangSong_GB2312" w:cs="FangSong_GB2312" w:hint="eastAsia"/>
+                <w:color w:val="000000"/>
                 <w:kern w:val="0"/>
                 <w:sz w:val="24"/>
               </w:rPr>
@@ -1927,7 +2269,7 @@
         </w:tc>
         <w:tc>
           <w:tcPr>
-            <w:tcW w:w="3894" w:type="dxa"/>
+            <w:tcW w:w="1740" w:type="dxa"/>
             <w:tcBorders>
               <w:top w:val="single" w:sz="4" w:space="0" w:color="auto"/>
               <w:left w:val="single" w:sz="4" w:space="0" w:color="auto"/>
@@ -1948,7 +2290,7 @@
                 <w:rFonts w:ascii="FangSong_GB2312" w:eastAsia="FangSong_GB2312" w:hAnsi="FangSong_GB2312" w:cs="FangSong_GB2312"/>
                 <w:b/>
                 <w:bCs/>
-                <w:color w:val="FF0000"/>
+                <w:color w:val="000000"/>
                 <w:kern w:val="0"/>
                 <w:sz w:val="24"/>
               </w:rPr>
@@ -1958,7 +2300,7 @@
                 <w:rFonts w:ascii="FangSong_GB2312" w:eastAsia="FangSong_GB2312" w:hAnsi="FangSong_GB2312" w:cs="FangSong_GB2312" w:hint="eastAsia"/>
                 <w:b/>
                 <w:bCs/>
-                <w:color w:val="FF0000"/>
+                <w:color w:val="000000"/>
                 <w:kern w:val="0"/>
                 <w:sz w:val="24"/>
               </w:rPr>
@@ -1968,7 +2310,7 @@
         </w:tc>
         <w:tc>
           <w:tcPr>
-            <w:tcW w:w="3810" w:type="dxa"/>
+            <w:tcW w:w="5964" w:type="dxa"/>
             <w:tcBorders>
               <w:top w:val="single" w:sz="4" w:space="0" w:color="auto"/>
               <w:left w:val="single" w:sz="4" w:space="0" w:color="auto"/>
@@ -1988,33 +2330,103 @@
               <w:jc w:val="left"/>
               <w:rPr>
                 <w:rFonts w:ascii="FangSong_GB2312" w:eastAsia="FangSong_GB2312" w:hAnsi="FangSong_GB2312" w:cs="FangSong_GB2312"/>
-                <w:kern w:val="0"/>
-                <w:sz w:val="24"/>
-              </w:rPr>
-            </w:pPr>
-            <w:r>
-              <w:rPr>
-                <w:rFonts w:ascii="FangSong_GB2312" w:eastAsia="FangSong_GB2312" w:hAnsi="FangSong_GB2312" w:cs="FangSong_GB2312" w:hint="eastAsia"/>
-                <w:kern w:val="0"/>
-                <w:sz w:val="24"/>
-              </w:rPr>
-              <w:t xml:space="preserve">【教学组织】总结标记-通道-隐喻三位一体的设计语法</w:t>
-            </w:r>
-          </w:p>
-          <w:p>
-            <w:pPr>
-              <w:widowControl/>
-              <w:spacing w:line="400" w:lineRule="exact"/>
-              <w:jc w:val="left"/>
-              <w:rPr>
-                <w:rFonts w:ascii="FangSong_GB2312" w:eastAsia="FangSong_GB2312" w:hAnsi="FangSong_GB2312" w:cs="FangSong_GB2312"/>
-                <w:kern w:val="0"/>
-                <w:sz w:val="24"/>
-              </w:rPr>
-            </w:pPr>
-            <w:r>
-              <w:rPr>
-                <w:rFonts w:ascii="FangSong_GB2312" w:eastAsia="FangSong_GB2312" w:hAnsi="FangSong_GB2312" w:cs="FangSong_GB2312" w:hint="eastAsia"/>
+                <w:color w:val="000000"/>
+                <w:kern w:val="0"/>
+                <w:sz w:val="24"/>
+              </w:rPr>
+            </w:pPr>
+            <w:r>
+              <w:rPr>
+                <w:rFonts w:ascii="FangSong_GB2312" w:eastAsia="FangSong_GB2312" w:hAnsi="FangSong_GB2312" w:cs="FangSong_GB2312" w:hint="eastAsia"/>
+                <w:color w:val="000000"/>
+                <w:kern w:val="0"/>
+                <w:sz w:val="24"/>
+              </w:rPr>
+              <w:t xml:space="preserve">【教学组织】【知识凝练与教学反思】</w:t>
+            </w:r>
+          </w:p>
+          <w:p>
+            <w:pPr>
+              <w:widowControl/>
+              <w:spacing w:line="400" w:lineRule="exact"/>
+              <w:jc w:val="left"/>
+              <w:rPr>
+                <w:rFonts w:ascii="FangSong_GB2312" w:eastAsia="FangSong_GB2312" w:hAnsi="FangSong_GB2312" w:cs="FangSong_GB2312"/>
+                <w:color w:val="000000"/>
+                <w:kern w:val="0"/>
+                <w:sz w:val="24"/>
+              </w:rPr>
+            </w:pPr>
+            <w:r>
+              <w:rPr>
+                <w:rFonts w:ascii="FangSong_GB2312" w:eastAsia="FangSong_GB2312" w:hAnsi="FangSong_GB2312" w:cs="FangSong_GB2312" w:hint="eastAsia"/>
+                <w:color w:val="000000"/>
+                <w:kern w:val="0"/>
+                <w:sz w:val="24"/>
+              </w:rPr>
+              <w:t xml:space="preserve">1. 归纳梳理：总结标记-通道-隐喻三位一体的设计语法</w:t>
+            </w:r>
+          </w:p>
+          <w:p>
+            <w:pPr>
+              <w:widowControl/>
+              <w:spacing w:line="400" w:lineRule="exact"/>
+              <w:jc w:val="left"/>
+              <w:rPr>
+                <w:rFonts w:ascii="FangSong_GB2312" w:eastAsia="FangSong_GB2312" w:hAnsi="FangSong_GB2312" w:cs="FangSong_GB2312"/>
+                <w:color w:val="000000"/>
+                <w:kern w:val="0"/>
+                <w:sz w:val="24"/>
+              </w:rPr>
+            </w:pPr>
+            <w:r>
+              <w:rPr>
+                <w:rFonts w:ascii="FangSong_GB2312" w:eastAsia="FangSong_GB2312" w:hAnsi="FangSong_GB2312" w:cs="FangSong_GB2312" w:hint="eastAsia"/>
+                <w:color w:val="000000"/>
+                <w:kern w:val="0"/>
+                <w:sz w:val="24"/>
+              </w:rPr>
+              <w:t xml:space="preserve">2. 强化记忆：系统性总结本节课核心知识点与技能框架。</w:t>
+            </w:r>
+          </w:p>
+          <w:p>
+            <w:pPr>
+              <w:widowControl/>
+              <w:spacing w:line="400" w:lineRule="exact"/>
+              <w:jc w:val="left"/>
+              <w:rPr>
+                <w:rFonts w:ascii="FangSong_GB2312" w:eastAsia="FangSong_GB2312" w:hAnsi="FangSong_GB2312" w:cs="FangSong_GB2312"/>
+                <w:color w:val="000000"/>
+                <w:kern w:val="0"/>
+                <w:sz w:val="24"/>
+              </w:rPr>
+            </w:pPr>
+            <w:r>
+              <w:rPr>
+                <w:rFonts w:ascii="FangSong_GB2312" w:eastAsia="FangSong_GB2312" w:hAnsi="FangSong_GB2312" w:cs="FangSong_GB2312" w:hint="eastAsia"/>
+                <w:color w:val="000000"/>
+                <w:kern w:val="0"/>
+                <w:sz w:val="24"/>
+              </w:rPr>
+              <w:t xml:space="preserve">3. 布置课后延伸思考与预习任务。</w:t>
+            </w:r>
+          </w:p>
+          <w:p>
+            <w:pPr>
+              <w:widowControl/>
+              <w:spacing w:line="400" w:lineRule="exact"/>
+              <w:jc w:val="left"/>
+              <w:rPr>
+                <w:rFonts w:ascii="FangSong_GB2312" w:eastAsia="FangSong_GB2312" w:hAnsi="FangSong_GB2312" w:cs="FangSong_GB2312"/>
+                <w:color w:val="000000"/>
+                <w:kern w:val="0"/>
+                <w:sz w:val="24"/>
+              </w:rPr>
+            </w:pPr>
+            <w:r>
+              <w:rPr>
+                <w:rFonts w:ascii="FangSong_GB2312" w:eastAsia="FangSong_GB2312" w:hAnsi="FangSong_GB2312" w:cs="FangSong_GB2312" w:hint="eastAsia"/>
+                <w:color w:val="000000"/>
                 <w:kern w:val="0"/>
                 <w:sz w:val="24"/>
               </w:rPr>
@@ -2028,13 +2440,15 @@
               <w:jc w:val="left"/>
               <w:rPr>
                 <w:rFonts w:ascii="FangSong_GB2312" w:eastAsia="FangSong_GB2312" w:hAnsi="FangSong_GB2312" w:cs="FangSong_GB2312"/>
-                <w:kern w:val="0"/>
-                <w:sz w:val="24"/>
-              </w:rPr>
-            </w:pPr>
-            <w:r>
-              <w:rPr>
-                <w:rFonts w:ascii="FangSong_GB2312" w:eastAsia="FangSong_GB2312" w:hAnsi="FangSong_GB2312" w:cs="FangSong_GB2312" w:hint="eastAsia"/>
+                <w:color w:val="000000"/>
+                <w:kern w:val="0"/>
+                <w:sz w:val="24"/>
+              </w:rPr>
+            </w:pPr>
+            <w:r>
+              <w:rPr>
+                <w:rFonts w:ascii="FangSong_GB2312" w:eastAsia="FangSong_GB2312" w:hAnsi="FangSong_GB2312" w:cs="FangSong_GB2312" w:hint="eastAsia"/>
+                <w:color w:val="000000"/>
                 <w:kern w:val="0"/>
                 <w:sz w:val="24"/>
               </w:rPr>
@@ -2107,15 +2521,15 @@
               <w:rPr>
                 <w:rFonts w:ascii="FangSong_GB2312" w:eastAsia="FangSong_GB2312" w:hAnsi="FangSong_GB2312" w:cs="FangSong_GB2312"/>
                 <w:bCs/>
-                <w:color w:val="333333"/>
-                <w:kern w:val="0"/>
-                <w:sz w:val="24"/>
-              </w:rPr>
-            </w:pPr>
-            <w:r>
-              <w:rPr>
-                <w:rFonts w:ascii="FangSong_GB2312" w:eastAsia="FangSong_GB2312" w:hAnsi="FangSong_GB2312" w:cs="FangSong_GB2312" w:hint="eastAsia"/>
-                <w:color w:val="FF0000"/>
+                <w:color w:val="000000"/>
+                <w:kern w:val="0"/>
+                <w:sz w:val="24"/>
+              </w:rPr>
+            </w:pPr>
+            <w:r>
+              <w:rPr>
+                <w:rFonts w:ascii="FangSong_GB2312" w:eastAsia="FangSong_GB2312" w:hAnsi="FangSong_GB2312" w:cs="FangSong_GB2312" w:hint="eastAsia"/>
+                <w:color w:val="000000"/>
                 <w:kern w:val="0"/>
                 <w:sz w:val="24"/>
               </w:rPr>

--- a/信息可视化/Output/教案/教案_第2周_视觉叙事与符号隐喻.docx
+++ b/信息可视化/Output/教案/教案_第2周_视觉叙事与符号隐喻.docx
@@ -515,7 +515,7 @@
                 <w:kern w:val="0"/>
                 <w:sz w:val="24"/>
               </w:rPr>
-              <w:t xml:space="preserve">2. 能够通过自然语言建模，灵活驱动 D3 或 ECharts 等高级框架进行复杂交互叙事的生成。支撑课程能力目标（1），对应毕业要求4。</w:t>
+              <w:t xml:space="preserve">2. 能够通过自然语言概念驱动，灵活指挥 AI 引擎运用 D3.js 框架进行复杂交互叙事的生成与视觉定制。支撑课程能力目标（1），对应毕业要求4。</w:t>
             </w:r>
           </w:p>
           <w:p>
@@ -2142,7 +2142,7 @@
                 <w:kern w:val="0"/>
                 <w:sz w:val="24"/>
               </w:rPr>
-              <w:t xml:space="preserve">2. 核心任务目标：从真实世界（新闻/财报/报告）狩猎一张通道映射严重错误的劣质数据图，结合实验1清洗后的 Tidy 数据集，在 Figma 中按 Munzner 通道有效性与数据墨水比原则进行三阶段重建精修，提交三阶段对比图 + 300 字通道决策报告。</w:t>
+              <w:t xml:space="preserve">2. 核心任务目标：从真实世界（新闻/财报/报告）狩猎一张通道映射严重错误的劣质数据图，结合教师提供的校园采样数据集或自选公开数据源，在 Figma 中按 Munzner 通道有效性与数据墨水比原则进行三阶段重建精修，提交三阶段对比图 + 300 字通道决策报告。</w:t>
             </w:r>
           </w:p>
           <w:p>
@@ -2533,7 +2533,7 @@
                 <w:kern w:val="0"/>
                 <w:sz w:val="24"/>
               </w:rPr>
-              <w:t xml:space="preserve">从真实世界（新闻/财报/报告）狩猎一张通道映射严重错误的劣质数据图，结合实验1清洗后的 Tidy 数据集，在 Figma 中按 Munzner 通道有效性与数据墨水比原则进行三阶段重建精修，提交三阶段对比图 + 300 字通道决策报告。</w:t>
+              <w:t xml:space="preserve">从真实世界（新闻/财报/报告）狩猎一张通道映射严重错误的劣质数据图，结合教师提供的校园采样数据集或自选公开数据源，在 Figma 中按 Munzner 通道有效性与数据墨水比原则进行三阶段重建精修，提交三阶段对比图 + 300 字通道决策报告。</w:t>
             </w:r>
           </w:p>
         </w:tc>

--- a/信息可视化/Output/教案/教案_第2周_视觉叙事与符号隐喻.docx
+++ b/信息可视化/Output/教案/教案_第2周_视觉叙事与符号隐喻.docx
@@ -1244,7 +1244,7 @@
                 <w:kern w:val="0"/>
                 <w:sz w:val="24"/>
               </w:rPr>
-              <w:t xml:space="preserve">【教学组织】【上次课知识回顾】</w:t>
+              <w:t xml:space="preserve">教学组织上次课知识回顾</w:t>
             </w:r>
           </w:p>
           <w:p>
@@ -1304,47 +1304,47 @@
                 <w:kern w:val="0"/>
                 <w:sz w:val="24"/>
               </w:rPr>
-              <w:t xml:space="preserve">【教学方法】理论讲授、案例对比分析、AI 辅助生成实操、矢量设计实践</w:t>
-            </w:r>
-          </w:p>
-          <w:p>
-            <w:pPr>
-              <w:widowControl/>
-              <w:spacing w:line="400" w:lineRule="exact"/>
-              <w:jc w:val="left"/>
-              <w:rPr>
-                <w:rFonts w:ascii="FangSong_GB2312" w:eastAsia="FangSong_GB2312" w:hAnsi="FangSong_GB2312" w:cs="FangSong_GB2312"/>
-                <w:kern w:val="0"/>
-                <w:sz w:val="24"/>
-              </w:rPr>
-            </w:pPr>
-            <w:r>
-              <w:rPr>
-                <w:rFonts w:ascii="FangSong_GB2312" w:eastAsia="FangSong_GB2312" w:hAnsi="FangSong_GB2312" w:cs="FangSong_GB2312" w:hint="eastAsia"/>
-                <w:kern w:val="0"/>
-                <w:sz w:val="24"/>
-              </w:rPr>
-              <w:t xml:space="preserve">【时间安排】约10分钟（0.2理论学时）</w:t>
-            </w:r>
-          </w:p>
-          <w:p>
-            <w:pPr>
-              <w:widowControl/>
-              <w:spacing w:line="400" w:lineRule="exact"/>
-              <w:jc w:val="left"/>
-              <w:rPr>
-                <w:rFonts w:ascii="FangSong_GB2312" w:eastAsia="FangSong_GB2312" w:hAnsi="FangSong_GB2312" w:cs="FangSong_GB2312"/>
-                <w:kern w:val="0"/>
-                <w:sz w:val="24"/>
-              </w:rPr>
-            </w:pPr>
-            <w:r>
-              <w:rPr>
-                <w:rFonts w:ascii="FangSong_GB2312" w:eastAsia="FangSong_GB2312" w:hAnsi="FangSong_GB2312" w:cs="FangSong_GB2312" w:hint="eastAsia"/>
-                <w:kern w:val="0"/>
-                <w:sz w:val="24"/>
-              </w:rPr>
-              <w:t xml:space="preserve">【课堂思考】</w:t>
+              <w:t xml:space="preserve">教学方法理论讲授、案例对比分析、AI 辅助生成实操、矢量设计实践</w:t>
+            </w:r>
+          </w:p>
+          <w:p>
+            <w:pPr>
+              <w:widowControl/>
+              <w:spacing w:line="400" w:lineRule="exact"/>
+              <w:jc w:val="left"/>
+              <w:rPr>
+                <w:rFonts w:ascii="FangSong_GB2312" w:eastAsia="FangSong_GB2312" w:hAnsi="FangSong_GB2312" w:cs="FangSong_GB2312"/>
+                <w:kern w:val="0"/>
+                <w:sz w:val="24"/>
+              </w:rPr>
+            </w:pPr>
+            <w:r>
+              <w:rPr>
+                <w:rFonts w:ascii="FangSong_GB2312" w:eastAsia="FangSong_GB2312" w:hAnsi="FangSong_GB2312" w:cs="FangSong_GB2312" w:hint="eastAsia"/>
+                <w:kern w:val="0"/>
+                <w:sz w:val="24"/>
+              </w:rPr>
+              <w:t xml:space="preserve">时间安排约10分钟（0.2理论学时）</w:t>
+            </w:r>
+          </w:p>
+          <w:p>
+            <w:pPr>
+              <w:widowControl/>
+              <w:spacing w:line="400" w:lineRule="exact"/>
+              <w:jc w:val="left"/>
+              <w:rPr>
+                <w:rFonts w:ascii="FangSong_GB2312" w:eastAsia="FangSong_GB2312" w:hAnsi="FangSong_GB2312" w:cs="FangSong_GB2312"/>
+                <w:kern w:val="0"/>
+                <w:sz w:val="24"/>
+              </w:rPr>
+            </w:pPr>
+            <w:r>
+              <w:rPr>
+                <w:rFonts w:ascii="FangSong_GB2312" w:eastAsia="FangSong_GB2312" w:hAnsi="FangSong_GB2312" w:cs="FangSong_GB2312" w:hint="eastAsia"/>
+                <w:kern w:val="0"/>
+                <w:sz w:val="24"/>
+              </w:rPr>
+              <w:t xml:space="preserve">课堂思考</w:t>
             </w:r>
           </w:p>
         </w:tc>
@@ -1441,7 +1441,7 @@
                 <w:kern w:val="0"/>
                 <w:sz w:val="24"/>
               </w:rPr>
-              <w:t xml:space="preserve">【教学组织】【课程情境导入】</w:t>
+              <w:t xml:space="preserve">教学组织课程情境导入</w:t>
             </w:r>
           </w:p>
           <w:p>
@@ -1521,47 +1521,47 @@
                 <w:kern w:val="0"/>
                 <w:sz w:val="24"/>
               </w:rPr>
-              <w:t xml:space="preserve">【教学方法】理论讲授、案例对比分析、AI 辅助生成实操、矢量设计实践</w:t>
-            </w:r>
-          </w:p>
-          <w:p>
-            <w:pPr>
-              <w:widowControl/>
-              <w:spacing w:line="400" w:lineRule="exact"/>
-              <w:jc w:val="left"/>
-              <w:rPr>
-                <w:rFonts w:ascii="FangSong_GB2312" w:eastAsia="FangSong_GB2312" w:hAnsi="FangSong_GB2312" w:cs="FangSong_GB2312"/>
-                <w:kern w:val="0"/>
-                <w:sz w:val="24"/>
-              </w:rPr>
-            </w:pPr>
-            <w:r>
-              <w:rPr>
-                <w:rFonts w:ascii="FangSong_GB2312" w:eastAsia="FangSong_GB2312" w:hAnsi="FangSong_GB2312" w:cs="FangSong_GB2312" w:hint="eastAsia"/>
-                <w:kern w:val="0"/>
-                <w:sz w:val="24"/>
-              </w:rPr>
-              <w:t xml:space="preserve">【时间安排】约15分钟（0.3理论学时）</w:t>
-            </w:r>
-          </w:p>
-          <w:p>
-            <w:pPr>
-              <w:widowControl/>
-              <w:spacing w:line="400" w:lineRule="exact"/>
-              <w:jc w:val="left"/>
-              <w:rPr>
-                <w:rFonts w:ascii="FangSong_GB2312" w:eastAsia="FangSong_GB2312" w:hAnsi="FangSong_GB2312" w:cs="FangSong_GB2312"/>
-                <w:kern w:val="0"/>
-                <w:sz w:val="24"/>
-              </w:rPr>
-            </w:pPr>
-            <w:r>
-              <w:rPr>
-                <w:rFonts w:ascii="FangSong_GB2312" w:eastAsia="FangSong_GB2312" w:hAnsi="FangSong_GB2312" w:cs="FangSong_GB2312" w:hint="eastAsia"/>
-                <w:kern w:val="0"/>
-                <w:sz w:val="24"/>
-              </w:rPr>
-              <w:t xml:space="preserve">【课堂思考】</w:t>
+              <w:t xml:space="preserve">教学方法理论讲授、案例对比分析、AI 辅助生成实操、矢量设计实践</w:t>
+            </w:r>
+          </w:p>
+          <w:p>
+            <w:pPr>
+              <w:widowControl/>
+              <w:spacing w:line="400" w:lineRule="exact"/>
+              <w:jc w:val="left"/>
+              <w:rPr>
+                <w:rFonts w:ascii="FangSong_GB2312" w:eastAsia="FangSong_GB2312" w:hAnsi="FangSong_GB2312" w:cs="FangSong_GB2312"/>
+                <w:kern w:val="0"/>
+                <w:sz w:val="24"/>
+              </w:rPr>
+            </w:pPr>
+            <w:r>
+              <w:rPr>
+                <w:rFonts w:ascii="FangSong_GB2312" w:eastAsia="FangSong_GB2312" w:hAnsi="FangSong_GB2312" w:cs="FangSong_GB2312" w:hint="eastAsia"/>
+                <w:kern w:val="0"/>
+                <w:sz w:val="24"/>
+              </w:rPr>
+              <w:t xml:space="preserve">时间安排约15分钟（0.3理论学时）</w:t>
+            </w:r>
+          </w:p>
+          <w:p>
+            <w:pPr>
+              <w:widowControl/>
+              <w:spacing w:line="400" w:lineRule="exact"/>
+              <w:jc w:val="left"/>
+              <w:rPr>
+                <w:rFonts w:ascii="FangSong_GB2312" w:eastAsia="FangSong_GB2312" w:hAnsi="FangSong_GB2312" w:cs="FangSong_GB2312"/>
+                <w:kern w:val="0"/>
+                <w:sz w:val="24"/>
+              </w:rPr>
+            </w:pPr>
+            <w:r>
+              <w:rPr>
+                <w:rFonts w:ascii="FangSong_GB2312" w:eastAsia="FangSong_GB2312" w:hAnsi="FangSong_GB2312" w:cs="FangSong_GB2312" w:hint="eastAsia"/>
+                <w:kern w:val="0"/>
+                <w:sz w:val="24"/>
+              </w:rPr>
+              <w:t xml:space="preserve">课堂思考</w:t>
             </w:r>
           </w:p>
         </w:tc>
@@ -1665,7 +1665,7 @@
                 <w:kern w:val="0"/>
                 <w:sz w:val="24"/>
               </w:rPr>
-              <w:t xml:space="preserve">【教学组织】【核心理论与技能解析】</w:t>
+              <w:t xml:space="preserve">教学组织核心理论与技能解析</w:t>
             </w:r>
           </w:p>
           <w:p>
@@ -1765,87 +1765,87 @@
                 <w:kern w:val="0"/>
                 <w:sz w:val="24"/>
               </w:rPr>
-              <w:t xml:space="preserve">【教学方法】理论讲授、案例对比分析、AI 辅助生成实操、矢量设计实践</w:t>
-            </w:r>
-          </w:p>
-          <w:p>
-            <w:pPr>
-              <w:widowControl/>
-              <w:spacing w:line="400" w:lineRule="exact"/>
-              <w:jc w:val="left"/>
-              <w:rPr>
-                <w:rFonts w:ascii="FangSong_GB2312" w:eastAsia="FangSong_GB2312" w:hAnsi="FangSong_GB2312" w:cs="FangSong_GB2312"/>
-                <w:kern w:val="0"/>
-                <w:sz w:val="24"/>
-              </w:rPr>
-            </w:pPr>
-            <w:r>
-              <w:rPr>
-                <w:rFonts w:ascii="FangSong_GB2312" w:eastAsia="FangSong_GB2312" w:hAnsi="FangSong_GB2312" w:cs="FangSong_GB2312" w:hint="eastAsia"/>
-                <w:kern w:val="0"/>
-                <w:sz w:val="24"/>
-              </w:rPr>
-              <w:t xml:space="preserve">【时间安排】约95分钟（2.1理论学时）</w:t>
-            </w:r>
-          </w:p>
-          <w:p>
-            <w:pPr>
-              <w:widowControl/>
-              <w:spacing w:line="400" w:lineRule="exact"/>
-              <w:jc w:val="left"/>
-              <w:rPr>
-                <w:rFonts w:ascii="FangSong_GB2312" w:eastAsia="FangSong_GB2312" w:hAnsi="FangSong_GB2312" w:cs="FangSong_GB2312"/>
-                <w:kern w:val="0"/>
-                <w:sz w:val="24"/>
-              </w:rPr>
-            </w:pPr>
-            <w:r>
-              <w:rPr>
-                <w:rFonts w:ascii="FangSong_GB2312" w:eastAsia="FangSong_GB2312" w:hAnsi="FangSong_GB2312" w:cs="FangSong_GB2312" w:hint="eastAsia"/>
-                <w:kern w:val="0"/>
-                <w:sz w:val="24"/>
-              </w:rPr>
-              <w:t xml:space="preserve">【课堂思考】</w:t>
-            </w:r>
-          </w:p>
-          <w:p>
-            <w:pPr>
-              <w:widowControl/>
-              <w:spacing w:line="400" w:lineRule="exact"/>
-              <w:jc w:val="left"/>
-              <w:rPr>
-                <w:rFonts w:ascii="FangSong_GB2312" w:eastAsia="FangSong_GB2312" w:hAnsi="FangSong_GB2312" w:cs="FangSong_GB2312"/>
-                <w:kern w:val="0"/>
-                <w:sz w:val="24"/>
-              </w:rPr>
-            </w:pPr>
-            <w:r>
-              <w:rPr>
-                <w:rFonts w:ascii="FangSong_GB2312" w:eastAsia="FangSong_GB2312" w:hAnsi="FangSong_GB2312" w:cs="FangSong_GB2312" w:hint="eastAsia"/>
-                <w:kern w:val="0"/>
-                <w:sz w:val="24"/>
-              </w:rPr>
-              <w:t xml:space="preserve">【课程思政融入点】对比中西视觉叙事传统中的信息表达差异，培养文化审美自觉</w:t>
-            </w:r>
-          </w:p>
-          <w:p>
-            <w:pPr>
-              <w:widowControl/>
-              <w:spacing w:line="400" w:lineRule="exact"/>
-              <w:jc w:val="left"/>
-              <w:rPr>
-                <w:rFonts w:ascii="FangSong_GB2312" w:eastAsia="FangSong_GB2312" w:hAnsi="FangSong_GB2312" w:cs="FangSong_GB2312"/>
-                <w:kern w:val="0"/>
-                <w:sz w:val="24"/>
-              </w:rPr>
-            </w:pPr>
-            <w:r>
-              <w:rPr>
-                <w:rFonts w:ascii="FangSong_GB2312" w:eastAsia="FangSong_GB2312" w:hAnsi="FangSong_GB2312" w:cs="FangSong_GB2312" w:hint="eastAsia"/>
-                <w:kern w:val="0"/>
-                <w:sz w:val="24"/>
-              </w:rPr>
-              <w:t xml:space="preserve">【教学组织】【核心理论与技能解析】</w:t>
+              <w:t xml:space="preserve">教学方法理论讲授、案例对比分析、AI 辅助生成实操、矢量设计实践</w:t>
+            </w:r>
+          </w:p>
+          <w:p>
+            <w:pPr>
+              <w:widowControl/>
+              <w:spacing w:line="400" w:lineRule="exact"/>
+              <w:jc w:val="left"/>
+              <w:rPr>
+                <w:rFonts w:ascii="FangSong_GB2312" w:eastAsia="FangSong_GB2312" w:hAnsi="FangSong_GB2312" w:cs="FangSong_GB2312"/>
+                <w:kern w:val="0"/>
+                <w:sz w:val="24"/>
+              </w:rPr>
+            </w:pPr>
+            <w:r>
+              <w:rPr>
+                <w:rFonts w:ascii="FangSong_GB2312" w:eastAsia="FangSong_GB2312" w:hAnsi="FangSong_GB2312" w:cs="FangSong_GB2312" w:hint="eastAsia"/>
+                <w:kern w:val="0"/>
+                <w:sz w:val="24"/>
+              </w:rPr>
+              <w:t xml:space="preserve">时间安排约95分钟（2.1理论学时）</w:t>
+            </w:r>
+          </w:p>
+          <w:p>
+            <w:pPr>
+              <w:widowControl/>
+              <w:spacing w:line="400" w:lineRule="exact"/>
+              <w:jc w:val="left"/>
+              <w:rPr>
+                <w:rFonts w:ascii="FangSong_GB2312" w:eastAsia="FangSong_GB2312" w:hAnsi="FangSong_GB2312" w:cs="FangSong_GB2312"/>
+                <w:kern w:val="0"/>
+                <w:sz w:val="24"/>
+              </w:rPr>
+            </w:pPr>
+            <w:r>
+              <w:rPr>
+                <w:rFonts w:ascii="FangSong_GB2312" w:eastAsia="FangSong_GB2312" w:hAnsi="FangSong_GB2312" w:cs="FangSong_GB2312" w:hint="eastAsia"/>
+                <w:kern w:val="0"/>
+                <w:sz w:val="24"/>
+              </w:rPr>
+              <w:t xml:space="preserve">课堂思考</w:t>
+            </w:r>
+          </w:p>
+          <w:p>
+            <w:pPr>
+              <w:widowControl/>
+              <w:spacing w:line="400" w:lineRule="exact"/>
+              <w:jc w:val="left"/>
+              <w:rPr>
+                <w:rFonts w:ascii="FangSong_GB2312" w:eastAsia="FangSong_GB2312" w:hAnsi="FangSong_GB2312" w:cs="FangSong_GB2312"/>
+                <w:kern w:val="0"/>
+                <w:sz w:val="24"/>
+              </w:rPr>
+            </w:pPr>
+            <w:r>
+              <w:rPr>
+                <w:rFonts w:ascii="FangSong_GB2312" w:eastAsia="FangSong_GB2312" w:hAnsi="FangSong_GB2312" w:cs="FangSong_GB2312" w:hint="eastAsia"/>
+                <w:kern w:val="0"/>
+                <w:sz w:val="24"/>
+              </w:rPr>
+              <w:t xml:space="preserve">课程思政融入点对比中西视觉叙事传统中的信息表达差异，培养文化审美自觉</w:t>
+            </w:r>
+          </w:p>
+          <w:p>
+            <w:pPr>
+              <w:widowControl/>
+              <w:spacing w:line="400" w:lineRule="exact"/>
+              <w:jc w:val="left"/>
+              <w:rPr>
+                <w:rFonts w:ascii="FangSong_GB2312" w:eastAsia="FangSong_GB2312" w:hAnsi="FangSong_GB2312" w:cs="FangSong_GB2312"/>
+                <w:kern w:val="0"/>
+                <w:sz w:val="24"/>
+              </w:rPr>
+            </w:pPr>
+            <w:r>
+              <w:rPr>
+                <w:rFonts w:ascii="FangSong_GB2312" w:eastAsia="FangSong_GB2312" w:hAnsi="FangSong_GB2312" w:cs="FangSong_GB2312" w:hint="eastAsia"/>
+                <w:kern w:val="0"/>
+                <w:sz w:val="24"/>
+              </w:rPr>
+              <w:t xml:space="preserve">教学组织核心理论与技能解析</w:t>
             </w:r>
           </w:p>
           <w:p>
@@ -1945,47 +1945,47 @@
                 <w:kern w:val="0"/>
                 <w:sz w:val="24"/>
               </w:rPr>
-              <w:t xml:space="preserve">【教学方法】理论讲授、案例对比分析、AI 辅助生成实操、矢量设计实践</w:t>
-            </w:r>
-          </w:p>
-          <w:p>
-            <w:pPr>
-              <w:widowControl/>
-              <w:spacing w:line="400" w:lineRule="exact"/>
-              <w:jc w:val="left"/>
-              <w:rPr>
-                <w:rFonts w:ascii="FangSong_GB2312" w:eastAsia="FangSong_GB2312" w:hAnsi="FangSong_GB2312" w:cs="FangSong_GB2312"/>
-                <w:kern w:val="0"/>
-                <w:sz w:val="24"/>
-              </w:rPr>
-            </w:pPr>
-            <w:r>
-              <w:rPr>
-                <w:rFonts w:ascii="FangSong_GB2312" w:eastAsia="FangSong_GB2312" w:hAnsi="FangSong_GB2312" w:cs="FangSong_GB2312" w:hint="eastAsia"/>
-                <w:kern w:val="0"/>
-                <w:sz w:val="24"/>
-              </w:rPr>
-              <w:t xml:space="preserve">【时间安排】约15分钟（0.4理论学时）</w:t>
-            </w:r>
-          </w:p>
-          <w:p>
-            <w:pPr>
-              <w:widowControl/>
-              <w:spacing w:line="400" w:lineRule="exact"/>
-              <w:jc w:val="left"/>
-              <w:rPr>
-                <w:rFonts w:ascii="FangSong_GB2312" w:eastAsia="FangSong_GB2312" w:hAnsi="FangSong_GB2312" w:cs="FangSong_GB2312"/>
-                <w:kern w:val="0"/>
-                <w:sz w:val="24"/>
-              </w:rPr>
-            </w:pPr>
-            <w:r>
-              <w:rPr>
-                <w:rFonts w:ascii="FangSong_GB2312" w:eastAsia="FangSong_GB2312" w:hAnsi="FangSong_GB2312" w:cs="FangSong_GB2312" w:hint="eastAsia"/>
-                <w:kern w:val="0"/>
-                <w:sz w:val="24"/>
-              </w:rPr>
-              <w:t xml:space="preserve">【课堂思考】</w:t>
+              <w:t xml:space="preserve">教学方法理论讲授、案例对比分析、AI 辅助生成实操、矢量设计实践</w:t>
+            </w:r>
+          </w:p>
+          <w:p>
+            <w:pPr>
+              <w:widowControl/>
+              <w:spacing w:line="400" w:lineRule="exact"/>
+              <w:jc w:val="left"/>
+              <w:rPr>
+                <w:rFonts w:ascii="FangSong_GB2312" w:eastAsia="FangSong_GB2312" w:hAnsi="FangSong_GB2312" w:cs="FangSong_GB2312"/>
+                <w:kern w:val="0"/>
+                <w:sz w:val="24"/>
+              </w:rPr>
+            </w:pPr>
+            <w:r>
+              <w:rPr>
+                <w:rFonts w:ascii="FangSong_GB2312" w:eastAsia="FangSong_GB2312" w:hAnsi="FangSong_GB2312" w:cs="FangSong_GB2312" w:hint="eastAsia"/>
+                <w:kern w:val="0"/>
+                <w:sz w:val="24"/>
+              </w:rPr>
+              <w:t xml:space="preserve">时间安排约15分钟（0.4理论学时）</w:t>
+            </w:r>
+          </w:p>
+          <w:p>
+            <w:pPr>
+              <w:widowControl/>
+              <w:spacing w:line="400" w:lineRule="exact"/>
+              <w:jc w:val="left"/>
+              <w:rPr>
+                <w:rFonts w:ascii="FangSong_GB2312" w:eastAsia="FangSong_GB2312" w:hAnsi="FangSong_GB2312" w:cs="FangSong_GB2312"/>
+                <w:kern w:val="0"/>
+                <w:sz w:val="24"/>
+              </w:rPr>
+            </w:pPr>
+            <w:r>
+              <w:rPr>
+                <w:rFonts w:ascii="FangSong_GB2312" w:eastAsia="FangSong_GB2312" w:hAnsi="FangSong_GB2312" w:cs="FangSong_GB2312" w:hint="eastAsia"/>
+                <w:kern w:val="0"/>
+                <w:sz w:val="24"/>
+              </w:rPr>
+              <w:t xml:space="preserve">课堂思考</w:t>
             </w:r>
           </w:p>
         </w:tc>
@@ -2098,7 +2098,7 @@
                 <w:kern w:val="0"/>
                 <w:sz w:val="24"/>
               </w:rPr>
-              <w:t xml:space="preserve">【教学组织】【课堂实践与操作训练】</w:t>
+              <w:t xml:space="preserve">教学组织课堂实践与操作训练</w:t>
             </w:r>
           </w:p>
           <w:p>
@@ -2186,51 +2186,51 @@
                 <w:kern w:val="0"/>
                 <w:sz w:val="24"/>
               </w:rPr>
-              <w:t xml:space="preserve">【教学方法】理论讲授、案例对比分析、AI 辅助生成实操、矢量设计实践</w:t>
-            </w:r>
-          </w:p>
-          <w:p>
-            <w:pPr>
-              <w:widowControl/>
-              <w:spacing w:line="400" w:lineRule="exact"/>
-              <w:jc w:val="left"/>
-              <w:rPr>
-                <w:rFonts w:ascii="FangSong_GB2312" w:eastAsia="FangSong_GB2312" w:hAnsi="FangSong_GB2312" w:cs="FangSong_GB2312"/>
-                <w:color w:val="000000"/>
-                <w:kern w:val="0"/>
-                <w:sz w:val="24"/>
-              </w:rPr>
-            </w:pPr>
-            <w:r>
-              <w:rPr>
-                <w:rFonts w:ascii="FangSong_GB2312" w:eastAsia="FangSong_GB2312" w:hAnsi="FangSong_GB2312" w:cs="FangSong_GB2312" w:hint="eastAsia"/>
-                <w:color w:val="000000"/>
-                <w:kern w:val="0"/>
-                <w:sz w:val="24"/>
-              </w:rPr>
-              <w:t xml:space="preserve">【时间安排】约75分钟（1.7实践学时）</w:t>
-            </w:r>
-          </w:p>
-          <w:p>
-            <w:pPr>
-              <w:widowControl/>
-              <w:spacing w:line="400" w:lineRule="exact"/>
-              <w:jc w:val="left"/>
-              <w:rPr>
-                <w:rFonts w:ascii="FangSong_GB2312" w:eastAsia="FangSong_GB2312" w:hAnsi="FangSong_GB2312" w:cs="FangSong_GB2312"/>
-                <w:color w:val="000000"/>
-                <w:kern w:val="0"/>
-                <w:sz w:val="24"/>
-              </w:rPr>
-            </w:pPr>
-            <w:r>
-              <w:rPr>
-                <w:rFonts w:ascii="FangSong_GB2312" w:eastAsia="FangSong_GB2312" w:hAnsi="FangSong_GB2312" w:cs="FangSong_GB2312" w:hint="eastAsia"/>
-                <w:color w:val="000000"/>
-                <w:kern w:val="0"/>
-                <w:sz w:val="24"/>
-              </w:rPr>
-              <w:t xml:space="preserve">【课堂思考】</w:t>
+              <w:t xml:space="preserve">教学方法理论讲授、案例对比分析、AI 辅助生成实操、矢量设计实践</w:t>
+            </w:r>
+          </w:p>
+          <w:p>
+            <w:pPr>
+              <w:widowControl/>
+              <w:spacing w:line="400" w:lineRule="exact"/>
+              <w:jc w:val="left"/>
+              <w:rPr>
+                <w:rFonts w:ascii="FangSong_GB2312" w:eastAsia="FangSong_GB2312" w:hAnsi="FangSong_GB2312" w:cs="FangSong_GB2312"/>
+                <w:color w:val="000000"/>
+                <w:kern w:val="0"/>
+                <w:sz w:val="24"/>
+              </w:rPr>
+            </w:pPr>
+            <w:r>
+              <w:rPr>
+                <w:rFonts w:ascii="FangSong_GB2312" w:eastAsia="FangSong_GB2312" w:hAnsi="FangSong_GB2312" w:cs="FangSong_GB2312" w:hint="eastAsia"/>
+                <w:color w:val="000000"/>
+                <w:kern w:val="0"/>
+                <w:sz w:val="24"/>
+              </w:rPr>
+              <w:t xml:space="preserve">时间安排约75分钟（1.7实践学时）</w:t>
+            </w:r>
+          </w:p>
+          <w:p>
+            <w:pPr>
+              <w:widowControl/>
+              <w:spacing w:line="400" w:lineRule="exact"/>
+              <w:jc w:val="left"/>
+              <w:rPr>
+                <w:rFonts w:ascii="FangSong_GB2312" w:eastAsia="FangSong_GB2312" w:hAnsi="FangSong_GB2312" w:cs="FangSong_GB2312"/>
+                <w:color w:val="000000"/>
+                <w:kern w:val="0"/>
+                <w:sz w:val="24"/>
+              </w:rPr>
+            </w:pPr>
+            <w:r>
+              <w:rPr>
+                <w:rFonts w:ascii="FangSong_GB2312" w:eastAsia="FangSong_GB2312" w:hAnsi="FangSong_GB2312" w:cs="FangSong_GB2312" w:hint="eastAsia"/>
+                <w:color w:val="000000"/>
+                <w:kern w:val="0"/>
+                <w:sz w:val="24"/>
+              </w:rPr>
+              <w:t xml:space="preserve">课堂思考</w:t>
             </w:r>
           </w:p>
         </w:tc>
@@ -2342,7 +2342,7 @@
                 <w:kern w:val="0"/>
                 <w:sz w:val="24"/>
               </w:rPr>
-              <w:t xml:space="preserve">【教学组织】【知识凝练与教学反思】</w:t>
+              <w:t xml:space="preserve">教学组织知识凝练与教学反思</w:t>
             </w:r>
           </w:p>
           <w:p>
@@ -2430,29 +2430,29 @@
                 <w:kern w:val="0"/>
                 <w:sz w:val="24"/>
               </w:rPr>
-              <w:t xml:space="preserve">【时间安排】约15分钟（0.3实践学时）</w:t>
-            </w:r>
-          </w:p>
-          <w:p>
-            <w:pPr>
-              <w:widowControl/>
-              <w:spacing w:line="400" w:lineRule="exact"/>
-              <w:jc w:val="left"/>
-              <w:rPr>
-                <w:rFonts w:ascii="FangSong_GB2312" w:eastAsia="FangSong_GB2312" w:hAnsi="FangSong_GB2312" w:cs="FangSong_GB2312"/>
-                <w:color w:val="000000"/>
-                <w:kern w:val="0"/>
-                <w:sz w:val="24"/>
-              </w:rPr>
-            </w:pPr>
-            <w:r>
-              <w:rPr>
-                <w:rFonts w:ascii="FangSong_GB2312" w:eastAsia="FangSong_GB2312" w:hAnsi="FangSong_GB2312" w:cs="FangSong_GB2312" w:hint="eastAsia"/>
-                <w:color w:val="000000"/>
-                <w:kern w:val="0"/>
-                <w:sz w:val="24"/>
-              </w:rPr>
-              <w:t xml:space="preserve">【课程回顾与反思】</w:t>
+              <w:t xml:space="preserve">时间安排约15分钟（0.3实践学时）</w:t>
+            </w:r>
+          </w:p>
+          <w:p>
+            <w:pPr>
+              <w:widowControl/>
+              <w:spacing w:line="400" w:lineRule="exact"/>
+              <w:jc w:val="left"/>
+              <w:rPr>
+                <w:rFonts w:ascii="FangSong_GB2312" w:eastAsia="FangSong_GB2312" w:hAnsi="FangSong_GB2312" w:cs="FangSong_GB2312"/>
+                <w:color w:val="000000"/>
+                <w:kern w:val="0"/>
+                <w:sz w:val="24"/>
+              </w:rPr>
+            </w:pPr>
+            <w:r>
+              <w:rPr>
+                <w:rFonts w:ascii="FangSong_GB2312" w:eastAsia="FangSong_GB2312" w:hAnsi="FangSong_GB2312" w:cs="FangSong_GB2312" w:hint="eastAsia"/>
+                <w:color w:val="000000"/>
+                <w:kern w:val="0"/>
+                <w:sz w:val="24"/>
+              </w:rPr>
+              <w:t xml:space="preserve">课程回顾与反思</w:t>
             </w:r>
           </w:p>
         </w:tc>
